--- a/Learning/02_LINUX_SoC/01_Linux_Booting/Network_BBB/Gateway.docx
+++ b/Learning/02_LINUX_SoC/01_Linux_Booting/Network_BBB/Gateway.docx
@@ -44,7 +44,45 @@
         </w:drawing>
       </w:r>
     </w:p>
-    <w:p/>
+    <w:p>
+      <w:r>
+        <w:drawing>
+          <wp:inline distT="0" distB="0" distL="0" distR="0" wp14:anchorId="78293188" wp14:editId="5F5E2923">
+            <wp:extent cx="2943636" cy="1152686"/>
+            <wp:effectExtent l="0" t="0" r="9525" b="9525"/>
+            <wp:docPr id="1069882529" name="Picture 1"/>
+            <wp:cNvGraphicFramePr>
+              <a:graphicFrameLocks xmlns:a="http://schemas.openxmlformats.org/drawingml/2006/main" noChangeAspect="1"/>
+            </wp:cNvGraphicFramePr>
+            <a:graphic xmlns:a="http://schemas.openxmlformats.org/drawingml/2006/main">
+              <a:graphicData uri="http://schemas.openxmlformats.org/drawingml/2006/picture">
+                <pic:pic xmlns:pic="http://schemas.openxmlformats.org/drawingml/2006/picture">
+                  <pic:nvPicPr>
+                    <pic:cNvPr id="1069882529" name=""/>
+                    <pic:cNvPicPr/>
+                  </pic:nvPicPr>
+                  <pic:blipFill>
+                    <a:blip r:embed="rId5"/>
+                    <a:stretch>
+                      <a:fillRect/>
+                    </a:stretch>
+                  </pic:blipFill>
+                  <pic:spPr>
+                    <a:xfrm>
+                      <a:off x="0" y="0"/>
+                      <a:ext cx="2943636" cy="1152686"/>
+                    </a:xfrm>
+                    <a:prstGeom prst="rect">
+                      <a:avLst/>
+                    </a:prstGeom>
+                  </pic:spPr>
+                </pic:pic>
+              </a:graphicData>
+            </a:graphic>
+          </wp:inline>
+        </w:drawing>
+      </w:r>
+    </w:p>
     <w:p>
       <w:r>
         <w:t>Gateway and devices -&gt; the same subnet</w:t>
@@ -71,7 +109,7 @@
                     <pic:cNvPicPr/>
                   </pic:nvPicPr>
                   <pic:blipFill>
-                    <a:blip r:embed="rId5"/>
+                    <a:blip r:embed="rId6"/>
                     <a:stretch>
                       <a:fillRect/>
                     </a:stretch>
@@ -95,7 +133,9 @@
     <w:p/>
     <w:p>
       <w:r>
-        <w:lastRenderedPageBreak/>
+        <w:rPr>
+          <w:noProof/>
+        </w:rPr>
         <w:drawing>
           <wp:inline distT="0" distB="0" distL="0" distR="0" wp14:anchorId="6B41F218" wp14:editId="46D4ED35">
             <wp:extent cx="5943600" cy="1115060"/>
@@ -112,7 +152,7 @@
                     <pic:cNvPicPr/>
                   </pic:nvPicPr>
                   <pic:blipFill>
-                    <a:blip r:embed="rId6"/>
+                    <a:blip r:embed="rId7"/>
                     <a:stretch>
                       <a:fillRect/>
                     </a:stretch>
